--- a/synvoric/assets/templates/Synvoric-Master-Service-Agreement.docx
+++ b/synvoric/assets/templates/Synvoric-Master-Service-Agreement.docx
@@ -77,7 +77,7 @@
           <w:b w:val="0"/>
           <w:sz w:val="22"/>
         </w:rPr>
-        <w:t>Contact: palak.agrawal@synvoric.com  ·  www.synvoric.com</w:t>
+        <w:t>Contact: anshul.agrawal@synvoric.com  ·  www.synvoric.com</w:t>
       </w:r>
     </w:p>
     <w:p>
@@ -842,7 +842,7 @@
           <w:b w:val="0"/>
           <w:sz w:val="22"/>
         </w:rPr>
-        <w:t>Notices shall be sent to the addresses above (or email for Synvoric: palak.agrawal@synvoric.com).</w:t>
+        <w:t>Notices shall be sent to the addresses above (or email for Synvoric: anshul.agrawal@synvoric.com).</w:t>
       </w:r>
     </w:p>
     <w:p/>
